--- a/DOCX/TaiLieuThietKe/12_Thiet_ke_ma_tran_phan_quyen_RBAC.docx
+++ b/DOCX/TaiLieuThietKe/12_Thiet_ke_ma_tran_phan_quyen_RBAC.docx
@@ -133,9 +133,6 @@
       <w:r>
         <w:t>Tạo ticket</w:t>
       </w:r>
-      <w:r>
-        <w:t>.</w:t>
-      </w:r>
     </w:p>
     <w:p>
       <w:pPr>
@@ -150,9 +147,6 @@
       <w:r>
         <w:t>Xem ticket của chính mình</w:t>
       </w:r>
-      <w:r>
-        <w:t>.</w:t>
-      </w:r>
     </w:p>
     <w:p>
       <w:pPr>
@@ -167,9 +161,6 @@
       <w:r>
         <w:t>Trao đổi và bổ sung thông tin</w:t>
       </w:r>
-      <w:r>
-        <w:t>.</w:t>
-      </w:r>
     </w:p>
     <w:p>
       <w:pPr>
@@ -184,9 +175,6 @@
       <w:r>
         <w:t>Kiểm tra kết quả</w:t>
       </w:r>
-      <w:r>
-        <w:t>.</w:t>
-      </w:r>
     </w:p>
     <w:p>
       <w:pPr>
@@ -201,9 +189,6 @@
       <w:r>
         <w:t>Xác nhận hoàn thành</w:t>
       </w:r>
-      <w:r>
-        <w:t>.</w:t>
-      </w:r>
     </w:p>
     <w:p>
       <w:pPr>
@@ -218,9 +203,6 @@
       <w:r>
         <w:t>Yêu cầu mở lại</w:t>
       </w:r>
-      <w:r>
-        <w:t>.</w:t>
-      </w:r>
     </w:p>
     <w:p>
       <w:pPr>
@@ -235,9 +217,6 @@
       <w:r>
         <w:t>Đánh giá mức độ hài lòng</w:t>
       </w:r>
-      <w:r>
-        <w:t>.</w:t>
-      </w:r>
     </w:p>
     <w:p>
       <w:pPr>
@@ -298,9 +277,6 @@
       <w:r>
         <w:t>Xem ticket được phân công</w:t>
       </w:r>
-      <w:r>
-        <w:t>.</w:t>
-      </w:r>
     </w:p>
     <w:p>
       <w:pPr>
@@ -315,9 +291,6 @@
       <w:r>
         <w:t>Phản hồi người gửi</w:t>
       </w:r>
-      <w:r>
-        <w:t>.</w:t>
-      </w:r>
     </w:p>
     <w:p>
       <w:pPr>
@@ -332,9 +305,6 @@
       <w:r>
         <w:t>Cập nhật tiến độ</w:t>
       </w:r>
-      <w:r>
-        <w:t>.</w:t>
-      </w:r>
     </w:p>
     <w:p>
       <w:pPr>
@@ -349,9 +319,6 @@
       <w:r>
         <w:t>Yêu cầu bổ sung thông tin</w:t>
       </w:r>
-      <w:r>
-        <w:t>.</w:t>
-      </w:r>
     </w:p>
     <w:p>
       <w:pPr>
@@ -366,9 +333,6 @@
       <w:r>
         <w:t>Chuyển trạng thái xử lý</w:t>
       </w:r>
-      <w:r>
-        <w:t>.</w:t>
-      </w:r>
     </w:p>
     <w:p>
       <w:pPr>
@@ -384,9 +348,6 @@
         <w:lastRenderedPageBreak/>
         <w:t>Ghi nhận kết quả</w:t>
       </w:r>
-      <w:r>
-        <w:t>.</w:t>
-      </w:r>
     </w:p>
     <w:p>
       <w:pPr>
@@ -401,9 +362,6 @@
       <w:r>
         <w:t>Theo dõi SLA của ticket thuộc phạm vi xử lý</w:t>
       </w:r>
-      <w:r>
-        <w:t>.</w:t>
-      </w:r>
     </w:p>
     <w:p>
       <w:pPr>
@@ -469,7 +427,7 @@
         <w:jc w:val="both"/>
       </w:pPr>
       <w:r>
-        <w:t>Xem toàn bộ ticket.</w:t>
+        <w:t>Xem toàn bộ ticket</w:t>
       </w:r>
     </w:p>
     <w:p>
@@ -485,9 +443,6 @@
       <w:r>
         <w:t>Phân loại</w:t>
       </w:r>
-      <w:r>
-        <w:t>.</w:t>
-      </w:r>
     </w:p>
     <w:p>
       <w:pPr>
@@ -502,9 +457,6 @@
       <w:r>
         <w:t>Xác định mức ưu tiên</w:t>
       </w:r>
-      <w:r>
-        <w:t>.</w:t>
-      </w:r>
     </w:p>
     <w:p>
       <w:pPr>
@@ -519,9 +471,6 @@
       <w:r>
         <w:t>Phân công/phân công lại</w:t>
       </w:r>
-      <w:r>
-        <w:t>.</w:t>
-      </w:r>
     </w:p>
     <w:p>
       <w:pPr>
@@ -536,9 +485,6 @@
       <w:r>
         <w:t>Theo dõi SLA và escalation</w:t>
       </w:r>
-      <w:r>
-        <w:t>.</w:t>
-      </w:r>
     </w:p>
     <w:p>
       <w:pPr>
@@ -553,9 +499,6 @@
       <w:r>
         <w:t>Xem dashboard</w:t>
       </w:r>
-      <w:r>
-        <w:t>.</w:t>
-      </w:r>
     </w:p>
     <w:p>
       <w:pPr>
@@ -570,9 +513,6 @@
       <w:r>
         <w:t>Quản lý người dùng</w:t>
       </w:r>
-      <w:r>
-        <w:t>.</w:t>
-      </w:r>
     </w:p>
     <w:p>
       <w:pPr>
@@ -587,9 +527,6 @@
       <w:r>
         <w:t>Cấu hình SLA</w:t>
       </w:r>
-      <w:r>
-        <w:t>.</w:t>
-      </w:r>
     </w:p>
     <w:p>
       <w:pPr>
@@ -602,10 +539,10 @@
         <w:jc w:val="both"/>
       </w:pPr>
       <w:r>
-        <w:t>Xem audit log</w:t>
-      </w:r>
-      <w:r>
-        <w:t>.</w:t>
+        <w:t xml:space="preserve">Xem audit </w:t>
+      </w:r>
+      <w:r>
+        <w:t>log</w:t>
       </w:r>
     </w:p>
     <w:p>
@@ -620,9 +557,6 @@
       </w:pPr>
       <w:r>
         <w:t>Đóng ticket trong trường hợp đặc biệt</w:t>
-      </w:r>
-      <w:r>
-        <w:t>.</w:t>
       </w:r>
     </w:p>
     <w:p>
@@ -763,7 +697,7 @@
               <w:rPr>
                 <w:lang w:val="vi-VN"/>
               </w:rPr>
-              <w:t>X</w:t>
+              <w:t>C</w:t>
             </w:r>
           </w:p>
         </w:tc>
@@ -831,12 +765,12 @@
         <w:t xml:space="preserve">Trong đó </w:t>
       </w:r>
       <w:r>
-        <w:rPr>
-          <w:lang w:val="vi-VN"/>
-        </w:rPr>
-        <w:t>X</w:t>
-      </w:r>
-      <w:r>
+        <w:t>C</w:t>
+      </w:r>
+      <w:r>
+        <w:rPr>
+          <w:lang w:val="vi-VN"/>
+        </w:rPr>
         <w:t xml:space="preserve"> </w:t>
       </w:r>
       <w:r>
@@ -863,7 +797,7 @@
         <w:jc w:val="both"/>
       </w:pPr>
       <w:r>
-        <w:t>Người gửi được xem ticket nhưng chỉ ticket của chính mình.</w:t>
+        <w:t>Người gửi được xem ticket nhưng chỉ ticket của chính mình</w:t>
       </w:r>
     </w:p>
     <w:p>
@@ -877,13 +811,7 @@
         <w:jc w:val="both"/>
       </w:pPr>
       <w:r>
-        <w:t xml:space="preserve">Không nên đánh </w:t>
-      </w:r>
-      <w:r>
-        <w:t>O</w:t>
-      </w:r>
-      <w:r>
-        <w:t xml:space="preserve"> đơn thuần vì dễ hiểu nhầm là xem tất cả ticket.</w:t>
+        <w:t>Không nên đánh O đơn thuần vì dễ hiểu nhầm là xem tất cả ticket</w:t>
       </w:r>
     </w:p>
     <w:p>
@@ -1226,7 +1154,7 @@
               <w:jc w:val="center"/>
             </w:pPr>
             <w:r>
-              <w:t>X</w:t>
+              <w:t>C</w:t>
             </w:r>
           </w:p>
         </w:tc>
@@ -1240,7 +1168,7 @@
               <w:jc w:val="center"/>
             </w:pPr>
             <w:r>
-              <w:t>X</w:t>
+              <w:t>C</w:t>
             </w:r>
           </w:p>
         </w:tc>
@@ -1299,7 +1227,7 @@
               <w:rPr>
                 <w:lang w:val="vi-VN"/>
               </w:rPr>
-              <w:t>X</w:t>
+              <w:t>C</w:t>
             </w:r>
           </w:p>
         </w:tc>
@@ -1314,7 +1242,7 @@
               <w:jc w:val="center"/>
             </w:pPr>
             <w:r>
-              <w:t>X</w:t>
+              <w:t>C</w:t>
             </w:r>
           </w:p>
         </w:tc>
@@ -1367,7 +1295,7 @@
               <w:rPr>
                 <w:lang w:val="vi-VN"/>
               </w:rPr>
-              <w:t>X</w:t>
+              <w:t>C</w:t>
             </w:r>
           </w:p>
         </w:tc>
@@ -1388,7 +1316,7 @@
               <w:rPr>
                 <w:lang w:val="vi-VN"/>
               </w:rPr>
-              <w:t>X</w:t>
+              <w:t>C</w:t>
             </w:r>
           </w:p>
         </w:tc>
@@ -1409,7 +1337,7 @@
               <w:rPr>
                 <w:lang w:val="vi-VN"/>
               </w:rPr>
-              <w:t>X</w:t>
+              <w:t>C</w:t>
             </w:r>
           </w:p>
         </w:tc>
@@ -1440,7 +1368,7 @@
               <w:jc w:val="center"/>
             </w:pPr>
             <w:r>
-              <w:t>X</w:t>
+              <w:t>C</w:t>
             </w:r>
           </w:p>
         </w:tc>
@@ -1454,7 +1382,7 @@
               <w:jc w:val="center"/>
             </w:pPr>
             <w:r>
-              <w:t>X</w:t>
+              <w:t>C</w:t>
             </w:r>
           </w:p>
         </w:tc>
@@ -1551,15 +1479,23 @@
         <w:tc>
           <w:tcPr>
             <w:tcW w:w="2083" w:type="pct"/>
-            <w:hideMark/>
           </w:tcPr>
           <w:p>
             <w:pPr>
               <w:spacing w:line="360" w:lineRule="auto"/>
               <w:jc w:val="both"/>
-            </w:pPr>
-            <w:r>
-              <w:t>Xác định/thay đổi ưu tiên</w:t>
+              <w:rPr>
+                <w:lang w:val="vi-VN"/>
+              </w:rPr>
+            </w:pPr>
+            <w:r>
+              <w:t>Từ</w:t>
+            </w:r>
+            <w:r>
+              <w:rPr>
+                <w:lang w:val="vi-VN"/>
+              </w:rPr>
+              <w:t xml:space="preserve"> chối ticket</w:t>
             </w:r>
           </w:p>
         </w:tc>
@@ -1611,9 +1547,15 @@
             <w:pPr>
               <w:spacing w:line="360" w:lineRule="auto"/>
               <w:jc w:val="center"/>
-            </w:pPr>
-            <w:r>
-              <w:t>O</w:t>
+              <w:rPr>
+                <w:lang w:val="vi-VN"/>
+              </w:rPr>
+            </w:pPr>
+            <w:r>
+              <w:rPr>
+                <w:lang w:val="vi-VN"/>
+              </w:rPr>
+              <w:t>C</w:t>
             </w:r>
           </w:p>
         </w:tc>
@@ -1630,7 +1572,7 @@
               <w:jc w:val="both"/>
             </w:pPr>
             <w:r>
-              <w:t>Phân công ticket</w:t>
+              <w:t>Xác định/thay đổi ưu tiên</w:t>
             </w:r>
           </w:p>
         </w:tc>
@@ -1701,7 +1643,7 @@
               <w:jc w:val="both"/>
             </w:pPr>
             <w:r>
-              <w:t>Phân công lại ticket</w:t>
+              <w:t>Phân công ticket</w:t>
             </w:r>
           </w:p>
         </w:tc>
@@ -1772,7 +1714,7 @@
               <w:jc w:val="both"/>
             </w:pPr>
             <w:r>
-              <w:t>Phản hồi lần đầu</w:t>
+              <w:t>Phân công lại ticket</w:t>
             </w:r>
           </w:p>
         </w:tc>
@@ -1784,6 +1726,9 @@
             <w:pPr>
               <w:spacing w:line="360" w:lineRule="auto"/>
               <w:jc w:val="center"/>
+              <w:rPr>
+                <w:lang w:val="vi-VN"/>
+              </w:rPr>
             </w:pPr>
             <w:r>
               <w:rPr>
@@ -1801,9 +1746,15 @@
             <w:pPr>
               <w:spacing w:line="360" w:lineRule="auto"/>
               <w:jc w:val="center"/>
-            </w:pPr>
-            <w:r>
-              <w:t>X</w:t>
+              <w:rPr>
+                <w:lang w:val="vi-VN"/>
+              </w:rPr>
+            </w:pPr>
+            <w:r>
+              <w:rPr>
+                <w:lang w:val="vi-VN"/>
+              </w:rPr>
+              <w:t>-</w:t>
             </w:r>
           </w:p>
         </w:tc>
@@ -1817,10 +1768,7 @@
               <w:jc w:val="center"/>
             </w:pPr>
             <w:r>
-              <w:rPr>
-                <w:lang w:val="vi-VN"/>
-              </w:rPr>
-              <w:t>-</w:t>
+              <w:t>O</w:t>
             </w:r>
           </w:p>
         </w:tc>
@@ -1837,7 +1785,7 @@
               <w:jc w:val="both"/>
             </w:pPr>
             <w:r>
-              <w:t>Bắt đầu xử lý ticket</w:t>
+              <w:t>Phản hồi lần đầu</w:t>
             </w:r>
           </w:p>
         </w:tc>
@@ -1866,9 +1814,15 @@
             <w:pPr>
               <w:spacing w:line="360" w:lineRule="auto"/>
               <w:jc w:val="center"/>
-            </w:pPr>
-            <w:r>
-              <w:t>X</w:t>
+              <w:rPr>
+                <w:lang w:val="vi-VN"/>
+              </w:rPr>
+            </w:pPr>
+            <w:r>
+              <w:rPr>
+                <w:lang w:val="vi-VN"/>
+              </w:rPr>
+              <w:t>C</w:t>
             </w:r>
           </w:p>
         </w:tc>
@@ -1902,7 +1856,7 @@
               <w:jc w:val="both"/>
             </w:pPr>
             <w:r>
-              <w:t>Yêu cầu bổ sung thông tin</w:t>
+              <w:t>Bắt đầu xử lý ticket</w:t>
             </w:r>
           </w:p>
         </w:tc>
@@ -1931,9 +1885,15 @@
             <w:pPr>
               <w:spacing w:line="360" w:lineRule="auto"/>
               <w:jc w:val="center"/>
-            </w:pPr>
-            <w:r>
-              <w:t>X</w:t>
+              <w:rPr>
+                <w:lang w:val="vi-VN"/>
+              </w:rPr>
+            </w:pPr>
+            <w:r>
+              <w:rPr>
+                <w:lang w:val="vi-VN"/>
+              </w:rPr>
+              <w:t>C</w:t>
             </w:r>
           </w:p>
         </w:tc>
@@ -1967,7 +1927,7 @@
               <w:jc w:val="both"/>
             </w:pPr>
             <w:r>
-              <w:t>Cập nhật tiến độ xử lý</w:t>
+              <w:t>Yêu cầu bổ sung thông tin</w:t>
             </w:r>
           </w:p>
         </w:tc>
@@ -1998,7 +1958,7 @@
               <w:jc w:val="center"/>
             </w:pPr>
             <w:r>
-              <w:t>X</w:t>
+              <w:t>C</w:t>
             </w:r>
           </w:p>
         </w:tc>
@@ -2032,7 +1992,7 @@
               <w:jc w:val="both"/>
             </w:pPr>
             <w:r>
-              <w:t>Ghi nhận kết quả xử lý</w:t>
+              <w:t>Cập nhật tiến độ xử lý</w:t>
             </w:r>
           </w:p>
         </w:tc>
@@ -2063,7 +2023,7 @@
               <w:jc w:val="center"/>
             </w:pPr>
             <w:r>
-              <w:t>X</w:t>
+              <w:t>C</w:t>
             </w:r>
           </w:p>
         </w:tc>
@@ -2097,7 +2057,7 @@
               <w:jc w:val="both"/>
             </w:pPr>
             <w:r>
-              <w:t>Xác nhận hoàn thành</w:t>
+              <w:t>Ghi nhận kết quả xử lý</w:t>
             </w:r>
           </w:p>
         </w:tc>
@@ -2111,7 +2071,10 @@
               <w:jc w:val="center"/>
             </w:pPr>
             <w:r>
-              <w:t>X</w:t>
+              <w:rPr>
+                <w:lang w:val="vi-VN"/>
+              </w:rPr>
+              <w:t>-</w:t>
             </w:r>
           </w:p>
         </w:tc>
@@ -2123,15 +2086,9 @@
             <w:pPr>
               <w:spacing w:line="360" w:lineRule="auto"/>
               <w:jc w:val="center"/>
-              <w:rPr>
-                <w:lang w:val="vi-VN"/>
-              </w:rPr>
-            </w:pPr>
-            <w:r>
-              <w:rPr>
-                <w:lang w:val="vi-VN"/>
-              </w:rPr>
-              <w:t>-</w:t>
+            </w:pPr>
+            <w:r>
+              <w:t>C</w:t>
             </w:r>
           </w:p>
         </w:tc>
@@ -2143,9 +2100,6 @@
             <w:pPr>
               <w:spacing w:line="360" w:lineRule="auto"/>
               <w:jc w:val="center"/>
-              <w:rPr>
-                <w:lang w:val="vi-VN"/>
-              </w:rPr>
             </w:pPr>
             <w:r>
               <w:rPr>
@@ -2168,7 +2122,7 @@
               <w:jc w:val="both"/>
             </w:pPr>
             <w:r>
-              <w:t>Đóng ticket bình thường</w:t>
+              <w:t>Xác nhận hoàn thành</w:t>
             </w:r>
           </w:p>
         </w:tc>
@@ -2180,9 +2134,15 @@
             <w:pPr>
               <w:spacing w:line="360" w:lineRule="auto"/>
               <w:jc w:val="center"/>
-            </w:pPr>
-            <w:r>
-              <w:t>X</w:t>
+              <w:rPr>
+                <w:lang w:val="vi-VN"/>
+              </w:rPr>
+            </w:pPr>
+            <w:r>
+              <w:rPr>
+                <w:lang w:val="vi-VN"/>
+              </w:rPr>
+              <w:t>C</w:t>
             </w:r>
           </w:p>
         </w:tc>
@@ -2239,6 +2199,83 @@
               <w:jc w:val="both"/>
             </w:pPr>
             <w:r>
+              <w:t>Đóng ticket bình thường</w:t>
+            </w:r>
+          </w:p>
+        </w:tc>
+        <w:tc>
+          <w:tcPr>
+            <w:tcW w:w="851" w:type="pct"/>
+          </w:tcPr>
+          <w:p>
+            <w:pPr>
+              <w:spacing w:line="360" w:lineRule="auto"/>
+              <w:jc w:val="center"/>
+              <w:rPr>
+                <w:lang w:val="vi-VN"/>
+              </w:rPr>
+            </w:pPr>
+            <w:r>
+              <w:rPr>
+                <w:lang w:val="vi-VN"/>
+              </w:rPr>
+              <w:t>C</w:t>
+            </w:r>
+          </w:p>
+        </w:tc>
+        <w:tc>
+          <w:tcPr>
+            <w:tcW w:w="976" w:type="pct"/>
+          </w:tcPr>
+          <w:p>
+            <w:pPr>
+              <w:spacing w:line="360" w:lineRule="auto"/>
+              <w:jc w:val="center"/>
+              <w:rPr>
+                <w:lang w:val="vi-VN"/>
+              </w:rPr>
+            </w:pPr>
+            <w:r>
+              <w:rPr>
+                <w:lang w:val="vi-VN"/>
+              </w:rPr>
+              <w:t>-</w:t>
+            </w:r>
+          </w:p>
+        </w:tc>
+        <w:tc>
+          <w:tcPr>
+            <w:tcW w:w="1090" w:type="pct"/>
+          </w:tcPr>
+          <w:p>
+            <w:pPr>
+              <w:spacing w:line="360" w:lineRule="auto"/>
+              <w:jc w:val="center"/>
+              <w:rPr>
+                <w:lang w:val="vi-VN"/>
+              </w:rPr>
+            </w:pPr>
+            <w:r>
+              <w:rPr>
+                <w:lang w:val="vi-VN"/>
+              </w:rPr>
+              <w:t>-</w:t>
+            </w:r>
+          </w:p>
+        </w:tc>
+      </w:tr>
+      <w:tr>
+        <w:tc>
+          <w:tcPr>
+            <w:tcW w:w="2083" w:type="pct"/>
+            <w:hideMark/>
+          </w:tcPr>
+          <w:p>
+            <w:pPr>
+              <w:spacing w:line="360" w:lineRule="auto"/>
+              <w:jc w:val="both"/>
+            </w:pPr>
+            <w:r>
               <w:t>Đóng ticket đặc biệt</w:t>
             </w:r>
           </w:p>
@@ -2301,7 +2338,7 @@
               <w:rPr>
                 <w:lang w:val="vi-VN"/>
               </w:rPr>
-              <w:t>X</w:t>
+              <w:t>C</w:t>
             </w:r>
           </w:p>
         </w:tc>
@@ -2331,9 +2368,15 @@
               <w:spacing w:line="360" w:lineRule="auto"/>
               <w:ind w:left="2160" w:hanging="2160"/>
               <w:jc w:val="center"/>
-            </w:pPr>
-            <w:r>
-              <w:t>X</w:t>
+              <w:rPr>
+                <w:lang w:val="vi-VN"/>
+              </w:rPr>
+            </w:pPr>
+            <w:r>
+              <w:rPr>
+                <w:lang w:val="vi-VN"/>
+              </w:rPr>
+              <w:t>C</w:t>
             </w:r>
           </w:p>
         </w:tc>
@@ -2410,7 +2453,7 @@
               <w:rPr>
                 <w:lang w:val="vi-VN"/>
               </w:rPr>
-              <w:t>X</w:t>
+              <w:t>C</w:t>
             </w:r>
           </w:p>
         </w:tc>
@@ -2480,9 +2523,15 @@
               <w:spacing w:line="360" w:lineRule="auto"/>
               <w:ind w:left="2160" w:hanging="2160"/>
               <w:jc w:val="center"/>
-            </w:pPr>
-            <w:r>
-              <w:t>X</w:t>
+              <w:rPr>
+                <w:lang w:val="vi-VN"/>
+              </w:rPr>
+            </w:pPr>
+            <w:r>
+              <w:rPr>
+                <w:lang w:val="vi-VN"/>
+              </w:rPr>
+              <w:t>C</w:t>
             </w:r>
           </w:p>
         </w:tc>
@@ -2496,7 +2545,7 @@
               <w:jc w:val="center"/>
             </w:pPr>
             <w:r>
-              <w:t>X</w:t>
+              <w:t>C</w:t>
             </w:r>
           </w:p>
         </w:tc>
@@ -2561,7 +2610,7 @@
               <w:jc w:val="center"/>
             </w:pPr>
             <w:r>
-              <w:t>X</w:t>
+              <w:t>C</w:t>
             </w:r>
           </w:p>
         </w:tc>
@@ -2949,6 +2998,7 @@
         <w:spacing w:before="0" w:after="0" w:line="360" w:lineRule="auto"/>
         <w:rPr>
           <w:rFonts w:cs="Times New Roman"/>
+          <w:lang w:val="vi-VN"/>
         </w:rPr>
       </w:pPr>
       <w:r>
@@ -2961,7 +3011,7 @@
         <w:rPr>
           <w:rFonts w:ascii="Cambria Math" w:hAnsi="Cambria Math" w:cs="Cambria Math"/>
         </w:rPr>
-        <w:t>△</w:t>
+        <w:t>C</w:t>
       </w:r>
     </w:p>
     <w:p>
@@ -3029,6 +3079,7 @@
         <w:rPr>
           <w:lang w:val="vi-VN"/>
         </w:rPr>
+        <w:lastRenderedPageBreak/>
         <w:sym w:font="Wingdings" w:char="F0E0"/>
       </w:r>
       <w:r>
@@ -3047,7 +3098,6 @@
         <w:jc w:val="both"/>
       </w:pPr>
       <w:r>
-        <w:lastRenderedPageBreak/>
         <w:t>Trao đổi/bổ sung thông tin</w:t>
       </w:r>
     </w:p>
@@ -3073,9 +3123,6 @@
       <w:r>
         <w:t>Là chủ ticket</w:t>
       </w:r>
-      <w:r>
-        <w:t>.</w:t>
-      </w:r>
     </w:p>
     <w:p>
       <w:pPr>
@@ -3108,9 +3155,6 @@
         </w:rPr>
         <w:t>”</w:t>
       </w:r>
-      <w:r>
-        <w:t>.</w:t>
-      </w:r>
     </w:p>
     <w:p>
       <w:pPr>
@@ -3125,9 +3169,6 @@
       <w:r>
         <w:t>Trạng thái hiện tại cho phép trao đổi</w:t>
       </w:r>
-      <w:r>
-        <w:t>.</w:t>
-      </w:r>
     </w:p>
     <w:p>
       <w:pPr>
@@ -3261,9 +3302,6 @@
       <w:r>
         <w:t>Ticket thuộc người gửi</w:t>
       </w:r>
-      <w:r>
-        <w:t>.</w:t>
-      </w:r>
     </w:p>
     <w:p>
       <w:pPr>
@@ -3297,9 +3335,6 @@
         </w:rPr>
         <w:t>”</w:t>
       </w:r>
-      <w:r>
-        <w:t>.</w:t>
-      </w:r>
     </w:p>
     <w:p>
       <w:pPr>
@@ -3315,9 +3350,6 @@
       <w:r>
         <w:t>Vẫn còn trong thời hạn mở lại</w:t>
       </w:r>
-      <w:r>
-        <w:t>.</w:t>
-      </w:r>
     </w:p>
     <w:p>
       <w:pPr>
@@ -3333,9 +3365,6 @@
       <w:r>
         <w:t>Có lý do mở lại hợp lệ</w:t>
       </w:r>
-      <w:r>
-        <w:t>.</w:t>
-      </w:r>
     </w:p>
     <w:p>
       <w:pPr>
@@ -3504,9 +3533,6 @@
       <w:r>
         <w:t>Ticket được phân công cho người xử lý hiện tại</w:t>
       </w:r>
-      <w:r>
-        <w:t>.</w:t>
-      </w:r>
     </w:p>
     <w:p>
       <w:pPr>
@@ -3521,9 +3547,6 @@
       <w:r>
         <w:t>Trạng thái ticket cho phép phản hồi</w:t>
       </w:r>
-      <w:r>
-        <w:t>.</w:t>
-      </w:r>
     </w:p>
     <w:p>
       <w:pPr>
@@ -3544,9 +3567,12 @@
       <w:pPr>
         <w:spacing w:after="0" w:line="360" w:lineRule="auto"/>
         <w:jc w:val="both"/>
-      </w:pPr>
-      <w:r>
-        <w:t>Chỉ ticket được phân công cho chính người xử lý.</w:t>
+        <w:rPr>
+          <w:lang w:val="vi-VN"/>
+        </w:rPr>
+      </w:pPr>
+      <w:r>
+        <w:t>Chỉ ticket được phân công cho chính người xử lý</w:t>
       </w:r>
     </w:p>
     <w:p>
@@ -3561,6 +3587,7 @@
         <w:jc w:val="both"/>
       </w:pPr>
       <w:r>
+        <w:lastRenderedPageBreak/>
         <w:t>Chuyển trạng thái</w:t>
       </w:r>
     </w:p>
@@ -3573,7 +3600,6 @@
         </w:rPr>
       </w:pPr>
       <w:r>
-        <w:lastRenderedPageBreak/>
         <w:t xml:space="preserve">Người xử lý không được chọn trạng thái tùy ý mà chỉ được thực hiện những chuyển đổi hợp </w:t>
       </w:r>
       <w:r>
@@ -4096,6 +4122,7 @@
         <w:jc w:val="both"/>
       </w:pPr>
       <w:r>
+        <w:lastRenderedPageBreak/>
         <w:t>Ghi audit</w:t>
       </w:r>
     </w:p>
@@ -4105,7 +4132,6 @@
         <w:jc w:val="both"/>
       </w:pPr>
       <w:r>
-        <w:lastRenderedPageBreak/>
         <w:t>Như vậy Admin = có quyền không có nghĩa là được làm mọi thứ tùy ý.</w:t>
       </w:r>
     </w:p>
@@ -5420,7 +5446,7 @@
         </w:tc>
         <w:tc>
           <w:tcPr>
-            <w:tcW w:w="1287" w:type="pct"/>
+            <w:tcW w:w="1286" w:type="pct"/>
             <w:hideMark/>
           </w:tcPr>
           <w:p>
@@ -5514,7 +5540,7 @@
         </w:tc>
         <w:tc>
           <w:tcPr>
-            <w:tcW w:w="1287" w:type="pct"/>
+            <w:tcW w:w="1286" w:type="pct"/>
             <w:hideMark/>
           </w:tcPr>
           <w:p>
@@ -5538,17 +5564,100 @@
         <w:tc>
           <w:tcPr>
             <w:tcW w:w="1145" w:type="pct"/>
-            <w:hideMark/>
-          </w:tcPr>
-          <w:p>
-            <w:pPr>
-              <w:spacing w:line="360" w:lineRule="auto"/>
-            </w:pPr>
-            <w:r>
-              <w:t>Đã phân công</w:t>
-            </w:r>
-          </w:p>
-        </w:tc>
+          </w:tcPr>
+          <w:p>
+            <w:pPr>
+              <w:spacing w:line="360" w:lineRule="auto"/>
+            </w:pPr>
+            <w:r>
+              <w:t>Mới</w:t>
+            </w:r>
+          </w:p>
+        </w:tc>
+        <w:tc>
+          <w:tcPr>
+            <w:tcW w:w="1145" w:type="pct"/>
+          </w:tcPr>
+          <w:p>
+            <w:pPr>
+              <w:spacing w:line="360" w:lineRule="auto"/>
+              <w:rPr>
+                <w:lang w:val="vi-VN"/>
+              </w:rPr>
+            </w:pPr>
+            <w:r>
+              <w:t>Bị</w:t>
+            </w:r>
+            <w:r>
+              <w:rPr>
+                <w:lang w:val="vi-VN"/>
+              </w:rPr>
+              <w:t xml:space="preserve"> từ chối</w:t>
+            </w:r>
+          </w:p>
+        </w:tc>
+        <w:tc>
+          <w:tcPr>
+            <w:tcW w:w="673" w:type="pct"/>
+          </w:tcPr>
+          <w:p>
+            <w:pPr>
+              <w:spacing w:line="360" w:lineRule="auto"/>
+              <w:jc w:val="center"/>
+              <w:rPr>
+                <w:lang w:val="vi-VN"/>
+              </w:rPr>
+            </w:pPr>
+            <w:r>
+              <w:rPr>
+                <w:lang w:val="vi-VN"/>
+              </w:rPr>
+              <w:t>-</w:t>
+            </w:r>
+          </w:p>
+        </w:tc>
+        <w:tc>
+          <w:tcPr>
+            <w:tcW w:w="751" w:type="pct"/>
+          </w:tcPr>
+          <w:p>
+            <w:pPr>
+              <w:spacing w:line="360" w:lineRule="auto"/>
+              <w:jc w:val="center"/>
+              <w:rPr>
+                <w:lang w:val="vi-VN"/>
+              </w:rPr>
+            </w:pPr>
+            <w:r>
+              <w:rPr>
+                <w:lang w:val="vi-VN"/>
+              </w:rPr>
+              <w:t>-</w:t>
+            </w:r>
+          </w:p>
+        </w:tc>
+        <w:tc>
+          <w:tcPr>
+            <w:tcW w:w="1286" w:type="pct"/>
+          </w:tcPr>
+          <w:p>
+            <w:pPr>
+              <w:spacing w:line="360" w:lineRule="auto"/>
+              <w:jc w:val="center"/>
+              <w:rPr>
+                <w:lang w:val="vi-VN"/>
+              </w:rPr>
+            </w:pPr>
+            <w:r>
+              <w:rPr>
+                <w:lang w:val="vi-VN"/>
+              </w:rPr>
+              <w:t>C</w:t>
+            </w:r>
+          </w:p>
+        </w:tc>
+      </w:tr>
+      <w:tr>
         <w:tc>
           <w:tcPr>
             <w:tcW w:w="1145" w:type="pct"/>
@@ -5559,6 +5668,20 @@
               <w:spacing w:line="360" w:lineRule="auto"/>
             </w:pPr>
             <w:r>
+              <w:t>Đã phân công</w:t>
+            </w:r>
+          </w:p>
+        </w:tc>
+        <w:tc>
+          <w:tcPr>
+            <w:tcW w:w="1145" w:type="pct"/>
+            <w:hideMark/>
+          </w:tcPr>
+          <w:p>
+            <w:pPr>
+              <w:spacing w:line="360" w:lineRule="auto"/>
+            </w:pPr>
+            <w:r>
               <w:t>Đang xử lý</w:t>
             </w:r>
           </w:p>
@@ -5599,7 +5722,7 @@
         </w:tc>
         <w:tc>
           <w:tcPr>
-            <w:tcW w:w="1287" w:type="pct"/>
+            <w:tcW w:w="1286" w:type="pct"/>
             <w:hideMark/>
           </w:tcPr>
           <w:p>
@@ -5684,7 +5807,7 @@
         </w:tc>
         <w:tc>
           <w:tcPr>
-            <w:tcW w:w="1287" w:type="pct"/>
+            <w:tcW w:w="1286" w:type="pct"/>
             <w:hideMark/>
           </w:tcPr>
           <w:p>
@@ -5715,6 +5838,7 @@
               <w:spacing w:line="360" w:lineRule="auto"/>
             </w:pPr>
             <w:r>
+              <w:lastRenderedPageBreak/>
               <w:t>Chờ bổ sung thông tin</w:t>
             </w:r>
           </w:p>
@@ -5769,7 +5893,7 @@
         </w:tc>
         <w:tc>
           <w:tcPr>
-            <w:tcW w:w="1287" w:type="pct"/>
+            <w:tcW w:w="1286" w:type="pct"/>
           </w:tcPr>
           <w:p>
             <w:pPr>
@@ -5793,7 +5917,6 @@
               <w:spacing w:line="360" w:lineRule="auto"/>
             </w:pPr>
             <w:r>
-              <w:lastRenderedPageBreak/>
               <w:t>Đang xử lý</w:t>
             </w:r>
           </w:p>
@@ -5849,7 +5972,7 @@
         </w:tc>
         <w:tc>
           <w:tcPr>
-            <w:tcW w:w="1287" w:type="pct"/>
+            <w:tcW w:w="1286" w:type="pct"/>
             <w:hideMark/>
           </w:tcPr>
           <w:p>
@@ -5934,7 +6057,7 @@
         </w:tc>
         <w:tc>
           <w:tcPr>
-            <w:tcW w:w="1287" w:type="pct"/>
+            <w:tcW w:w="1286" w:type="pct"/>
             <w:hideMark/>
           </w:tcPr>
           <w:p>
@@ -6019,7 +6142,7 @@
         </w:tc>
         <w:tc>
           <w:tcPr>
-            <w:tcW w:w="1287" w:type="pct"/>
+            <w:tcW w:w="1286" w:type="pct"/>
           </w:tcPr>
           <w:p>
             <w:pPr>
@@ -6105,7 +6228,7 @@
         </w:tc>
         <w:tc>
           <w:tcPr>
-            <w:tcW w:w="1287" w:type="pct"/>
+            <w:tcW w:w="1286" w:type="pct"/>
           </w:tcPr>
           <w:p>
             <w:pPr>
@@ -6648,6 +6771,7 @@
         <w:spacing w:before="0" w:after="0" w:line="360" w:lineRule="auto"/>
       </w:pPr>
       <w:r>
+        <w:lastRenderedPageBreak/>
         <w:t>12</w:t>
       </w:r>
       <w:r>
@@ -6742,7 +6866,6 @@
         <w:jc w:val="both"/>
       </w:pPr>
       <w:r>
-        <w:lastRenderedPageBreak/>
         <w:t>Server phải kiểm tra:</w:t>
       </w:r>
       <w:r>
@@ -7342,13 +7465,7 @@
         <w:rPr>
           <w:lang w:val="vi-VN"/>
         </w:rPr>
-        <w:t>!</w:t>
-      </w:r>
-      <w:r>
-        <w:rPr>
-          <w:lang w:val="vi-VN"/>
-        </w:rPr>
-        <w:t>=</w:t>
+        <w:t>!=</w:t>
       </w:r>
       <w:r>
         <w:t xml:space="preserve"> current_user.id</w:t>
@@ -7381,6 +7498,7 @@
         <w:spacing w:before="0" w:after="0" w:line="360" w:lineRule="auto"/>
       </w:pPr>
       <w:r>
+        <w:lastRenderedPageBreak/>
         <w:t>12</w:t>
       </w:r>
       <w:r>
@@ -7506,7 +7624,6 @@
         <w:jc w:val="both"/>
       </w:pPr>
       <w:r>
-        <w:lastRenderedPageBreak/>
         <w:t>Save</w:t>
       </w:r>
       <w:r>
@@ -7788,6 +7905,7 @@
         <w:jc w:val="both"/>
       </w:pPr>
       <w:r>
+        <w:lastRenderedPageBreak/>
         <w:t>Ngoài quyền đọc và ghi, thiết kế còn xác định phạm vi dữ liệu và quyền chuyển trạng thái ticket nhằm bảo đảm mỗi vai trò chỉ thực hiện các thao tác phù hợp với trách nhiệm nghiệp vụ.</w:t>
       </w:r>
     </w:p>
@@ -13612,6 +13730,7 @@
   <w:style w:type="character" w:default="1" w:styleId="DefaultParagraphFont">
     <w:name w:val="Default Paragraph Font"/>
     <w:uiPriority w:val="1"/>
+    <w:semiHidden/>
     <w:unhideWhenUsed/>
   </w:style>
   <w:style w:type="table" w:default="1" w:styleId="TableNormal">
